--- a/downloads/handouts/Unit 03/Handout 03.02 - Ages and Stages Chart and Demo Sheet.docx
+++ b/downloads/handouts/Unit 03/Handout 03.02 - Ages and Stages Chart and Demo Sheet.docx
@@ -59,497 +59,11 @@
       <w:pPr>
         <w:pStyle w:val="Heading3"/>
       </w:pPr>
-      <w:bookmarkStart w:id="21" w:name="word-bank-in-other-languages"/>
-      <w:r>
-        <w:t xml:space="preserve">Word bank in other languages</w:t>
+      <w:bookmarkStart w:id="21" w:name="word-bank-in-spanish"/>
+      <w:r>
+        <w:t xml:space="preserve">Word bank in Spanish</w:t>
       </w:r>
       <w:bookmarkEnd w:id="21"/>
-    </w:p>
-    <w:tbl>
-      <w:tblPr>
-        <w:tblStyle w:val="Table"/>
-        <w:tblW w:type="pct" w:w="5000"/>
-        <w:tblLook w:firstRow="1"/>
-      </w:tblPr>
-      <w:tblGrid>
-        <w:gridCol w:w="2340"/>
-        <w:gridCol w:w="2340"/>
-        <w:gridCol w:w="2340"/>
-        <w:gridCol w:w="2340"/>
-      </w:tblGrid>
-      <w:tr>
-        <w:trPr>
-          <w:cnfStyle w:firstRow="1"/>
-        </w:trPr>
-        <w:tc>
-          <w:tcPr>
-            <w:tcW w:type="dxa" w:w="2340"/>
-            <w:tcBorders>
-              <w:bottom w:val="single"/>
-            </w:tcBorders>
-            <w:vAlign w:val="bottom"/>
-          </w:tcPr>
-          <w:p>
-            <w:pPr>
-              <w:pStyle w:val="Compact"/>
-              <w:jc w:val="left"/>
-            </w:pPr>
-            <w:r>
-              <w:t xml:space="preserve">English</w:t>
-            </w:r>
-          </w:p>
-        </w:tc>
-        <w:tc>
-          <w:tcPr>
-            <w:tcW w:type="dxa" w:w="2340"/>
-            <w:tcBorders>
-              <w:bottom w:val="single"/>
-            </w:tcBorders>
-            <w:vAlign w:val="bottom"/>
-          </w:tcPr>
-          <w:p>
-            <w:pPr>
-              <w:pStyle w:val="Compact"/>
-              <w:jc w:val="left"/>
-            </w:pPr>
-            <w:r>
-              <w:t xml:space="preserve">Turkish</w:t>
-            </w:r>
-          </w:p>
-        </w:tc>
-        <w:tc>
-          <w:tcPr>
-            <w:tcW w:type="dxa" w:w="2340"/>
-            <w:tcBorders>
-              <w:bottom w:val="single"/>
-            </w:tcBorders>
-            <w:vAlign w:val="bottom"/>
-          </w:tcPr>
-          <w:p>
-            <w:pPr>
-              <w:pStyle w:val="Compact"/>
-              <w:jc w:val="left"/>
-            </w:pPr>
-            <w:r>
-              <w:t xml:space="preserve">Portuguese</w:t>
-            </w:r>
-          </w:p>
-        </w:tc>
-        <w:tc>
-          <w:tcPr>
-            <w:tcW w:type="dxa" w:w="2340"/>
-            <w:tcBorders>
-              <w:bottom w:val="single"/>
-            </w:tcBorders>
-            <w:vAlign w:val="bottom"/>
-          </w:tcPr>
-          <w:p>
-            <w:pPr>
-              <w:pStyle w:val="Compact"/>
-              <w:jc w:val="left"/>
-            </w:pPr>
-            <w:r>
-              <w:t xml:space="preserve">Spanish</w:t>
-            </w:r>
-          </w:p>
-        </w:tc>
-      </w:tr>
-      <w:tr>
-        <w:tc>
-          <w:tcPr>
-            <w:tcW w:type="dxa" w:w="2340"/>
-          </w:tcPr>
-          <w:p>
-            <w:pPr>
-              <w:pStyle w:val="Compact"/>
-              <w:jc w:val="left"/>
-            </w:pPr>
-            <w:r>
-              <w:t xml:space="preserve">baby</w:t>
-            </w:r>
-          </w:p>
-        </w:tc>
-        <w:tc>
-          <w:tcPr>
-            <w:tcW w:type="dxa" w:w="2340"/>
-          </w:tcPr>
-          <w:p>
-            <w:pPr>
-              <w:pStyle w:val="Compact"/>
-              <w:jc w:val="left"/>
-            </w:pPr>
-            <w:r>
-              <w:t xml:space="preserve">bebek</w:t>
-            </w:r>
-          </w:p>
-        </w:tc>
-        <w:tc>
-          <w:tcPr>
-            <w:tcW w:type="dxa" w:w="2340"/>
-          </w:tcPr>
-          <w:p>
-            <w:pPr>
-              <w:pStyle w:val="Compact"/>
-              <w:jc w:val="left"/>
-            </w:pPr>
-            <w:r>
-              <w:t xml:space="preserve">bebê</w:t>
-            </w:r>
-          </w:p>
-        </w:tc>
-        <w:tc>
-          <w:tcPr>
-            <w:tcW w:type="dxa" w:w="2340"/>
-          </w:tcPr>
-          <w:p>
-            <w:pPr>
-              <w:pStyle w:val="Compact"/>
-              <w:jc w:val="left"/>
-            </w:pPr>
-            <w:r>
-              <w:t xml:space="preserve">bebé</w:t>
-            </w:r>
-          </w:p>
-        </w:tc>
-      </w:tr>
-      <w:tr>
-        <w:tc>
-          <w:tcPr>
-            <w:tcW w:type="dxa" w:w="2340"/>
-          </w:tcPr>
-          <w:p>
-            <w:pPr>
-              <w:pStyle w:val="Compact"/>
-              <w:jc w:val="left"/>
-            </w:pPr>
-            <w:r>
-              <w:t xml:space="preserve">child</w:t>
-            </w:r>
-          </w:p>
-        </w:tc>
-        <w:tc>
-          <w:tcPr>
-            <w:tcW w:type="dxa" w:w="2340"/>
-          </w:tcPr>
-          <w:p>
-            <w:pPr>
-              <w:pStyle w:val="Compact"/>
-              <w:jc w:val="left"/>
-            </w:pPr>
-            <w:r>
-              <w:t xml:space="preserve">çocuk</w:t>
-            </w:r>
-          </w:p>
-        </w:tc>
-        <w:tc>
-          <w:tcPr>
-            <w:tcW w:type="dxa" w:w="2340"/>
-          </w:tcPr>
-          <w:p>
-            <w:pPr>
-              <w:pStyle w:val="Compact"/>
-              <w:jc w:val="left"/>
-            </w:pPr>
-            <w:r>
-              <w:t xml:space="preserve">criança</w:t>
-            </w:r>
-          </w:p>
-        </w:tc>
-        <w:tc>
-          <w:tcPr>
-            <w:tcW w:type="dxa" w:w="2340"/>
-          </w:tcPr>
-          <w:p>
-            <w:pPr>
-              <w:pStyle w:val="Compact"/>
-              <w:jc w:val="left"/>
-            </w:pPr>
-            <w:r>
-              <w:t xml:space="preserve">niño, niña</w:t>
-            </w:r>
-          </w:p>
-        </w:tc>
-      </w:tr>
-      <w:tr>
-        <w:tc>
-          <w:tcPr>
-            <w:tcW w:type="dxa" w:w="2340"/>
-          </w:tcPr>
-          <w:p>
-            <w:pPr>
-              <w:pStyle w:val="Compact"/>
-              <w:jc w:val="left"/>
-            </w:pPr>
-            <w:r>
-              <w:t xml:space="preserve">caregiver</w:t>
-            </w:r>
-          </w:p>
-        </w:tc>
-        <w:tc>
-          <w:tcPr>
-            <w:tcW w:type="dxa" w:w="2340"/>
-          </w:tcPr>
-          <w:p>
-            <w:pPr>
-              <w:pStyle w:val="Compact"/>
-              <w:jc w:val="left"/>
-            </w:pPr>
-            <w:r>
-              <w:t xml:space="preserve">bakıcı</w:t>
-            </w:r>
-          </w:p>
-        </w:tc>
-        <w:tc>
-          <w:tcPr>
-            <w:tcW w:type="dxa" w:w="2340"/>
-          </w:tcPr>
-          <w:p>
-            <w:pPr>
-              <w:pStyle w:val="Compact"/>
-              <w:jc w:val="left"/>
-            </w:pPr>
-            <w:r>
-              <w:t xml:space="preserve">cuidador</w:t>
-            </w:r>
-          </w:p>
-        </w:tc>
-        <w:tc>
-          <w:tcPr>
-            <w:tcW w:type="dxa" w:w="2340"/>
-          </w:tcPr>
-          <w:p>
-            <w:pPr>
-              <w:pStyle w:val="Compact"/>
-              <w:jc w:val="left"/>
-            </w:pPr>
-            <w:r>
-              <w:t xml:space="preserve">cuidador</w:t>
-            </w:r>
-          </w:p>
-        </w:tc>
-      </w:tr>
-      <w:tr>
-        <w:tc>
-          <w:tcPr>
-            <w:tcW w:type="dxa" w:w="2340"/>
-          </w:tcPr>
-          <w:p>
-            <w:pPr>
-              <w:pStyle w:val="Compact"/>
-              <w:jc w:val="left"/>
-            </w:pPr>
-            <w:r>
-              <w:t xml:space="preserve">safe</w:t>
-            </w:r>
-          </w:p>
-        </w:tc>
-        <w:tc>
-          <w:tcPr>
-            <w:tcW w:type="dxa" w:w="2340"/>
-          </w:tcPr>
-          <w:p>
-            <w:pPr>
-              <w:pStyle w:val="Compact"/>
-              <w:jc w:val="left"/>
-            </w:pPr>
-            <w:r>
-              <w:t xml:space="preserve">güvenli</w:t>
-            </w:r>
-          </w:p>
-        </w:tc>
-        <w:tc>
-          <w:tcPr>
-            <w:tcW w:type="dxa" w:w="2340"/>
-          </w:tcPr>
-          <w:p>
-            <w:pPr>
-              <w:pStyle w:val="Compact"/>
-              <w:jc w:val="left"/>
-            </w:pPr>
-            <w:r>
-              <w:t xml:space="preserve">seguro</w:t>
-            </w:r>
-          </w:p>
-        </w:tc>
-        <w:tc>
-          <w:tcPr>
-            <w:tcW w:type="dxa" w:w="2340"/>
-          </w:tcPr>
-          <w:p>
-            <w:pPr>
-              <w:pStyle w:val="Compact"/>
-              <w:jc w:val="left"/>
-            </w:pPr>
-            <w:r>
-              <w:t xml:space="preserve">seguro</w:t>
-            </w:r>
-          </w:p>
-        </w:tc>
-      </w:tr>
-      <w:tr>
-        <w:tc>
-          <w:tcPr>
-            <w:tcW w:type="dxa" w:w="2340"/>
-          </w:tcPr>
-          <w:p>
-            <w:pPr>
-              <w:pStyle w:val="Compact"/>
-              <w:jc w:val="left"/>
-            </w:pPr>
-            <w:r>
-              <w:t xml:space="preserve">to grow</w:t>
-            </w:r>
-          </w:p>
-        </w:tc>
-        <w:tc>
-          <w:tcPr>
-            <w:tcW w:type="dxa" w:w="2340"/>
-          </w:tcPr>
-          <w:p>
-            <w:pPr>
-              <w:pStyle w:val="Compact"/>
-              <w:jc w:val="left"/>
-            </w:pPr>
-            <w:r>
-              <w:t xml:space="preserve">büyümek</w:t>
-            </w:r>
-          </w:p>
-        </w:tc>
-        <w:tc>
-          <w:tcPr>
-            <w:tcW w:type="dxa" w:w="2340"/>
-          </w:tcPr>
-          <w:p>
-            <w:pPr>
-              <w:pStyle w:val="Compact"/>
-              <w:jc w:val="left"/>
-            </w:pPr>
-            <w:r>
-              <w:t xml:space="preserve">crescer</w:t>
-            </w:r>
-          </w:p>
-        </w:tc>
-        <w:tc>
-          <w:tcPr>
-            <w:tcW w:type="dxa" w:w="2340"/>
-          </w:tcPr>
-          <w:p>
-            <w:pPr>
-              <w:pStyle w:val="Compact"/>
-              <w:jc w:val="left"/>
-            </w:pPr>
-            <w:r>
-              <w:t xml:space="preserve">crecer</w:t>
-            </w:r>
-          </w:p>
-        </w:tc>
-      </w:tr>
-    </w:tbl>
-    <w:p>
-      <w:pPr>
-        <w:pStyle w:val="Heading2"/>
-      </w:pPr>
-      <w:bookmarkStart w:id="22" w:name="part-1-the-egg-demo"/>
-      <w:r>
-        <w:t xml:space="preserve">Part 1: The egg demo</w:t>
-      </w:r>
-      <w:bookmarkEnd w:id="22"/>
-    </w:p>
-    <w:p>
-      <w:pPr>
-        <w:pStyle w:val="FirstParagraph"/>
-      </w:pPr>
-      <w:r>
-        <w:rPr>
-          <w:b/>
-        </w:rPr>
-        <w:t xml:space="preserve">Before the napkin.</w:t>
-      </w:r>
-      <w:r>
-        <w:t xml:space="preserve"> </w:t>
-      </w:r>
-      <w:r>
-        <w:t xml:space="preserve">Does the egg exist? (circle) YES NO</w:t>
-      </w:r>
-    </w:p>
-    <w:p>
-      <w:pPr>
-        <w:pStyle w:val="BodyText"/>
-      </w:pPr>
-      <w:r>
-        <w:rPr>
-          <w:b/>
-        </w:rPr>
-        <w:t xml:space="preserve">Under the napkin.</w:t>
-      </w:r>
-      <w:r>
-        <w:t xml:space="preserve"> </w:t>
-      </w:r>
-      <w:r>
-        <w:t xml:space="preserve">Does the egg exist now? (circle) YES NO</w:t>
-      </w:r>
-    </w:p>
-    <w:p>
-      <w:pPr>
-        <w:pStyle w:val="BodyText"/>
-      </w:pPr>
-      <w:r>
-        <w:t xml:space="preserve">What would a 6-month-old do when the egg goes under the napkin? (circle one)</w:t>
-      </w:r>
-      <w:r>
-        <w:t xml:space="preserve"> </w:t>
-      </w:r>
-      <w:r>
-        <w:t xml:space="preserve">a. Stare at the napkin, then look away like the egg was never there</w:t>
-      </w:r>
-      <w:r>
-        <w:t xml:space="preserve"> </w:t>
-      </w:r>
-      <w:r>
-        <w:t xml:space="preserve">b. Pull the napkin off and grab the egg</w:t>
-      </w:r>
-    </w:p>
-    <w:p>
-      <w:pPr>
-        <w:pStyle w:val="BodyText"/>
-      </w:pPr>
-      <w:r>
-        <w:t xml:space="preserve">What would a 12-month-old do? (circle one)</w:t>
-      </w:r>
-      <w:r>
-        <w:t xml:space="preserve"> </w:t>
-      </w:r>
-      <w:r>
-        <w:t xml:space="preserve">a. Stare at the napkin, then look away like the egg was never there</w:t>
-      </w:r>
-      <w:r>
-        <w:t xml:space="preserve"> </w:t>
-      </w:r>
-      <w:r>
-        <w:t xml:space="preserve">b. Pull the napkin off and grab the egg</w:t>
-      </w:r>
-    </w:p>
-    <w:p>
-      <w:pPr>
-        <w:pStyle w:val="BodyText"/>
-      </w:pPr>
-      <w:r>
-        <w:rPr>
-          <w:b/>
-        </w:rPr>
-        <w:t xml:space="preserve">Object permanence</w:t>
-      </w:r>
-      <w:r>
-        <w:t xml:space="preserve"> </w:t>
-      </w:r>
-      <w:r>
-        <w:t xml:space="preserve">means (in your own words): ______________________________________________</w:t>
-      </w:r>
-    </w:p>
-    <w:p>
-      <w:r>
-        <w:br w:type="page"/>
-      </w:r>
     </w:p>
     <w:tbl>
       <w:tblPr>
@@ -579,7 +93,7 @@
               <w:jc w:val="left"/>
             </w:pPr>
             <w:r>
-              <w:t xml:space="preserve">Before about 8 months</w:t>
+              <w:t xml:space="preserve">English</w:t>
             </w:r>
           </w:p>
         </w:tc>
@@ -597,6 +111,317 @@
               <w:jc w:val="left"/>
             </w:pPr>
             <w:r>
+              <w:t xml:space="preserve">Spanish</w:t>
+            </w:r>
+          </w:p>
+        </w:tc>
+      </w:tr>
+      <w:tr>
+        <w:tc>
+          <w:tcPr>
+            <w:tcW w:type="dxa" w:w="4680"/>
+          </w:tcPr>
+          <w:p>
+            <w:pPr>
+              <w:pStyle w:val="Compact"/>
+              <w:jc w:val="left"/>
+            </w:pPr>
+            <w:r>
+              <w:t xml:space="preserve">baby</w:t>
+            </w:r>
+          </w:p>
+        </w:tc>
+        <w:tc>
+          <w:tcPr>
+            <w:tcW w:type="dxa" w:w="4680"/>
+          </w:tcPr>
+          <w:p>
+            <w:pPr>
+              <w:pStyle w:val="Compact"/>
+              <w:jc w:val="left"/>
+            </w:pPr>
+            <w:r>
+              <w:t xml:space="preserve">bebé</w:t>
+            </w:r>
+          </w:p>
+        </w:tc>
+      </w:tr>
+      <w:tr>
+        <w:tc>
+          <w:tcPr>
+            <w:tcW w:type="dxa" w:w="4680"/>
+          </w:tcPr>
+          <w:p>
+            <w:pPr>
+              <w:pStyle w:val="Compact"/>
+              <w:jc w:val="left"/>
+            </w:pPr>
+            <w:r>
+              <w:t xml:space="preserve">child</w:t>
+            </w:r>
+          </w:p>
+        </w:tc>
+        <w:tc>
+          <w:tcPr>
+            <w:tcW w:type="dxa" w:w="4680"/>
+          </w:tcPr>
+          <w:p>
+            <w:pPr>
+              <w:pStyle w:val="Compact"/>
+              <w:jc w:val="left"/>
+            </w:pPr>
+            <w:r>
+              <w:t xml:space="preserve">niño, niña</w:t>
+            </w:r>
+          </w:p>
+        </w:tc>
+      </w:tr>
+      <w:tr>
+        <w:tc>
+          <w:tcPr>
+            <w:tcW w:type="dxa" w:w="4680"/>
+          </w:tcPr>
+          <w:p>
+            <w:pPr>
+              <w:pStyle w:val="Compact"/>
+              <w:jc w:val="left"/>
+            </w:pPr>
+            <w:r>
+              <w:t xml:space="preserve">caregiver</w:t>
+            </w:r>
+          </w:p>
+        </w:tc>
+        <w:tc>
+          <w:tcPr>
+            <w:tcW w:type="dxa" w:w="4680"/>
+          </w:tcPr>
+          <w:p>
+            <w:pPr>
+              <w:pStyle w:val="Compact"/>
+              <w:jc w:val="left"/>
+            </w:pPr>
+            <w:r>
+              <w:t xml:space="preserve">cuidador</w:t>
+            </w:r>
+          </w:p>
+        </w:tc>
+      </w:tr>
+      <w:tr>
+        <w:tc>
+          <w:tcPr>
+            <w:tcW w:type="dxa" w:w="4680"/>
+          </w:tcPr>
+          <w:p>
+            <w:pPr>
+              <w:pStyle w:val="Compact"/>
+              <w:jc w:val="left"/>
+            </w:pPr>
+            <w:r>
+              <w:t xml:space="preserve">safe</w:t>
+            </w:r>
+          </w:p>
+        </w:tc>
+        <w:tc>
+          <w:tcPr>
+            <w:tcW w:type="dxa" w:w="4680"/>
+          </w:tcPr>
+          <w:p>
+            <w:pPr>
+              <w:pStyle w:val="Compact"/>
+              <w:jc w:val="left"/>
+            </w:pPr>
+            <w:r>
+              <w:t xml:space="preserve">seguro</w:t>
+            </w:r>
+          </w:p>
+        </w:tc>
+      </w:tr>
+      <w:tr>
+        <w:tc>
+          <w:tcPr>
+            <w:tcW w:type="dxa" w:w="4680"/>
+          </w:tcPr>
+          <w:p>
+            <w:pPr>
+              <w:pStyle w:val="Compact"/>
+              <w:jc w:val="left"/>
+            </w:pPr>
+            <w:r>
+              <w:t xml:space="preserve">to grow</w:t>
+            </w:r>
+          </w:p>
+        </w:tc>
+        <w:tc>
+          <w:tcPr>
+            <w:tcW w:type="dxa" w:w="4680"/>
+          </w:tcPr>
+          <w:p>
+            <w:pPr>
+              <w:pStyle w:val="Compact"/>
+              <w:jc w:val="left"/>
+            </w:pPr>
+            <w:r>
+              <w:t xml:space="preserve">crecer</w:t>
+            </w:r>
+          </w:p>
+        </w:tc>
+      </w:tr>
+    </w:tbl>
+    <w:p>
+      <w:pPr>
+        <w:pStyle w:val="Heading2"/>
+      </w:pPr>
+      <w:bookmarkStart w:id="22" w:name="part-1-the-egg-demo"/>
+      <w:r>
+        <w:t xml:space="preserve">Part 1: The egg demo</w:t>
+      </w:r>
+      <w:bookmarkEnd w:id="22"/>
+    </w:p>
+    <w:p>
+      <w:pPr>
+        <w:pStyle w:val="FirstParagraph"/>
+      </w:pPr>
+      <w:r>
+        <w:rPr>
+          <w:b/>
+        </w:rPr>
+        <w:t xml:space="preserve">Before the napkin.</w:t>
+      </w:r>
+      <w:r>
+        <w:t xml:space="preserve"> </w:t>
+      </w:r>
+      <w:r>
+        <w:t xml:space="preserve">Does the egg exist? (circle) YES NO</w:t>
+      </w:r>
+    </w:p>
+    <w:p>
+      <w:pPr>
+        <w:pStyle w:val="BodyText"/>
+      </w:pPr>
+      <w:r>
+        <w:rPr>
+          <w:b/>
+        </w:rPr>
+        <w:t xml:space="preserve">Under the napkin.</w:t>
+      </w:r>
+      <w:r>
+        <w:t xml:space="preserve"> </w:t>
+      </w:r>
+      <w:r>
+        <w:t xml:space="preserve">Does the egg exist now? (circle) YES NO</w:t>
+      </w:r>
+    </w:p>
+    <w:p>
+      <w:pPr>
+        <w:pStyle w:val="BodyText"/>
+      </w:pPr>
+      <w:r>
+        <w:t xml:space="preserve">What would a 6-month-old do when the egg goes under the napkin? (circle one)</w:t>
+      </w:r>
+      <w:r>
+        <w:t xml:space="preserve"> </w:t>
+      </w:r>
+      <w:r>
+        <w:t xml:space="preserve">a. Stare at the napkin, then look away like the egg was never there</w:t>
+      </w:r>
+      <w:r>
+        <w:t xml:space="preserve"> </w:t>
+      </w:r>
+      <w:r>
+        <w:t xml:space="preserve">b. Pull the napkin off and grab the egg</w:t>
+      </w:r>
+    </w:p>
+    <w:p>
+      <w:pPr>
+        <w:pStyle w:val="BodyText"/>
+      </w:pPr>
+      <w:r>
+        <w:t xml:space="preserve">What would a 12-month-old do? (circle one)</w:t>
+      </w:r>
+      <w:r>
+        <w:t xml:space="preserve"> </w:t>
+      </w:r>
+      <w:r>
+        <w:t xml:space="preserve">a. Stare at the napkin, then look away like the egg was never there</w:t>
+      </w:r>
+      <w:r>
+        <w:t xml:space="preserve"> </w:t>
+      </w:r>
+      <w:r>
+        <w:t xml:space="preserve">b. Pull the napkin off and grab the egg</w:t>
+      </w:r>
+    </w:p>
+    <w:p>
+      <w:pPr>
+        <w:pStyle w:val="BodyText"/>
+      </w:pPr>
+      <w:r>
+        <w:rPr>
+          <w:b/>
+        </w:rPr>
+        <w:t xml:space="preserve">Object permanence</w:t>
+      </w:r>
+      <w:r>
+        <w:t xml:space="preserve"> </w:t>
+      </w:r>
+      <w:r>
+        <w:t xml:space="preserve">means (in your own words): ______________________________________________</w:t>
+      </w:r>
+    </w:p>
+    <w:p>
+      <w:pPr>
+        <w:pStyle w:val="BodyText"/>
+      </w:pPr>
+      <w:r>
+        <w:t xml:space="preserve">____________________________________________________________________________________________</w:t>
+      </w:r>
+    </w:p>
+    <w:tbl>
+      <w:tblPr>
+        <w:tblStyle w:val="Table"/>
+        <w:tblW w:type="pct" w:w="5000"/>
+        <w:tblLook w:firstRow="1"/>
+      </w:tblPr>
+      <w:tblGrid>
+        <w:gridCol w:w="4680"/>
+        <w:gridCol w:w="4680"/>
+      </w:tblGrid>
+      <w:tr>
+        <w:trPr>
+          <w:cnfStyle w:firstRow="1"/>
+        </w:trPr>
+        <w:tc>
+          <w:tcPr>
+            <w:tcW w:type="dxa" w:w="4680"/>
+            <w:tcBorders>
+              <w:bottom w:val="single"/>
+            </w:tcBorders>
+            <w:vAlign w:val="bottom"/>
+          </w:tcPr>
+          <w:p>
+            <w:pPr>
+              <w:pStyle w:val="Compact"/>
+              <w:jc w:val="left"/>
+            </w:pPr>
+            <w:r>
+              <w:t xml:space="preserve">Before about 8 months</w:t>
+            </w:r>
+          </w:p>
+        </w:tc>
+        <w:tc>
+          <w:tcPr>
+            <w:tcW w:type="dxa" w:w="4680"/>
+            <w:tcBorders>
+              <w:bottom w:val="single"/>
+            </w:tcBorders>
+            <w:vAlign w:val="bottom"/>
+          </w:tcPr>
+          <w:p>
+            <w:pPr>
+              <w:pStyle w:val="Compact"/>
+              <w:jc w:val="left"/>
+            </w:pPr>
+            <w:r>
               <w:t xml:space="preserve">After about 8 months</w:t>
             </w:r>
           </w:p>
@@ -679,8 +504,11 @@
       </w:r>
     </w:p>
     <w:p>
-      <w:r>
-        <w:br w:type="page"/>
+      <w:pPr>
+        <w:pStyle w:val="BodyText"/>
+      </w:pPr>
+      <w:r>
+        <w:t xml:space="preserve">____________________________________________________________________________________________</w:t>
       </w:r>
     </w:p>
     <w:p>
@@ -1651,8 +1479,11 @@
       </w:r>
     </w:p>
     <w:p>
-      <w:r>
-        <w:br w:type="page"/>
+      <w:pPr>
+        <w:pStyle w:val="BodyText"/>
+      </w:pPr>
+      <w:r>
+        <w:t xml:space="preserve">____________________________________________________________________________________________</w:t>
       </w:r>
     </w:p>
     <w:p>
@@ -1915,13 +1746,19 @@
       </w:r>
     </w:p>
     <w:p>
-      <w:r>
-        <w:br w:type="page"/>
-      </w:r>
-    </w:p>
-    <w:p>
-      <w:r>
-        <w:br w:type="page"/>
+      <w:pPr>
+        <w:pStyle w:val="BodyText"/>
+      </w:pPr>
+      <w:r>
+        <w:t xml:space="preserve">____________________________________________________________________________________________</w:t>
+      </w:r>
+    </w:p>
+    <w:p>
+      <w:pPr>
+        <w:pStyle w:val="BodyText"/>
+      </w:pPr>
+      <w:r>
+        <w:t xml:space="preserve">____________________________________________________________________________________________</w:t>
       </w:r>
     </w:p>
     <w:p>

--- a/downloads/handouts/Unit 03/Handout 03.02 - Ages and Stages Chart and Demo Sheet.docx
+++ b/downloads/handouts/Unit 03/Handout 03.02 - Ages and Stages Chart and Demo Sheet.docx
@@ -34,7 +34,7 @@
         <w:t xml:space="preserve"> </w:t>
       </w:r>
       <w:r>
-        <w:t xml:space="preserve">Three parts. Part 1 is the egg demo: predict, watch, write. Part 2 is the Ages and Stages chart: eight cells are blank, and the eight milestone strips at the bottom of the page fill them. Cut the strips or draw a line from each strip to its cell. Part 3 is the caregiver table: for three ages, one thing the caregiver gives and one safety step that matches the child’s newest skill. Every age on this page is</w:t>
+        <w:t xml:space="preserve">This page has three parts. Part 1 is the egg demo: predict, watch, write. Part 2 is the Ages and Stages chart. Eight cells in the chart are blank. The eight milestone strips under the chart fill them. Cut the strips out, or draw a line from each strip to its cell. Part 3 is the caregiver table. For three ages, write one thing the caregiver gives and one safety step that matches the child’s newest skill. Every age on this page is</w:t>
       </w:r>
       <w:r>
         <w:t xml:space="preserve"> </w:t>
@@ -52,7 +52,7 @@
         <w:t xml:space="preserve"> </w:t>
       </w:r>
       <w:r>
-        <w:t xml:space="preserve">Children are not on a schedule, and a pediatrician, not a babysitter, decides if a child is behind.</w:t>
+        <w:t xml:space="preserve">Children are not on a schedule. A children’s doctor (a pediatrician), not a babysitter, decides if a child is behind.</w:t>
       </w:r>
     </w:p>
     <w:p>
@@ -373,7 +373,7 @@
         <w:pStyle w:val="BodyText"/>
       </w:pPr>
       <w:r>
-        <w:t xml:space="preserve">____________________________________________________________________________________________</w:t>
+        <w:t xml:space="preserve">(more) ____________________________________________________________________________________________</w:t>
       </w:r>
     </w:p>
     <w:tbl>
@@ -500,7 +500,7 @@
         <w:t xml:space="preserve"> </w:t>
       </w:r>
       <w:r>
-        <w:t xml:space="preserve">One way object permanence shows up in your life right now (peek-a-boo, missing someone far away, knowing your phone is in your bag): write it here and copy it onto a sticky note for the wall.</w:t>
+        <w:t xml:space="preserve">Write one way object permanence shows up in your life right now (peek-a-boo, missing someone far away, knowing your phone is in your bag). Then copy it onto a sticky note for the wall.</w:t>
       </w:r>
     </w:p>
     <w:p>
@@ -508,7 +508,7 @@
         <w:pStyle w:val="BodyText"/>
       </w:pPr>
       <w:r>
-        <w:t xml:space="preserve">____________________________________________________________________________________________</w:t>
+        <w:t xml:space="preserve">Answer: ____________________________________________________________________________________________</w:t>
       </w:r>
     </w:p>
     <w:p>
@@ -526,7 +526,7 @@
         <w:pStyle w:val="FirstParagraph"/>
       </w:pPr>
       <w:r>
-        <w:t xml:space="preserve">Eight cells are blank. Fill them with the milestone strips at the bottom of the page. Picture cues: an arm for physical, a lightbulb for intellectual, a heart for emotional, two figures for social.</w:t>
+        <w:t xml:space="preserve">Eight cells are blank. Fill each one with a milestone strip from the list under the chart. Picture cues: an arm for physical, a lightbulb for intellectual, a heart for emotional, two figures for social.</w:t>
       </w:r>
     </w:p>
     <w:tbl>
@@ -788,7 +788,22 @@
               <w:jc w:val="left"/>
             </w:pPr>
             <w:r>
-              <w:t xml:space="preserve">Searches for a hidden toy (object permanence, about 8 months); knows own name</w:t>
+              <w:t xml:space="preserve">Searches for a hidden toy (object permanence, about 8 months); knows own name;</w:t>
+            </w:r>
+            <w:r>
+              <w:t xml:space="preserve"> </w:t>
+            </w:r>
+            <w:r>
+              <w:rPr>
+                <w:b/>
+              </w:rPr>
+              <w:t xml:space="preserve">[blank 8]</w:t>
+            </w:r>
+            <w:r>
+              <w:t xml:space="preserve"> </w:t>
+            </w:r>
+            <w:r>
+              <w:t xml:space="preserve">at about 12 months</w:t>
             </w:r>
           </w:p>
         </w:tc>
@@ -1044,44 +1059,6 @@
         </w:tc>
       </w:tr>
     </w:tbl>
-    <w:p>
-      <w:pPr>
-        <w:pStyle w:val="BodyText"/>
-      </w:pPr>
-      <w:r>
-        <w:t xml:space="preserve">Extra blank:</w:t>
-      </w:r>
-      <w:r>
-        <w:t xml:space="preserve"> </w:t>
-      </w:r>
-      <w:r>
-        <w:rPr>
-          <w:b/>
-        </w:rPr>
-        <w:t xml:space="preserve">[blank 8]</w:t>
-      </w:r>
-      <w:r>
-        <w:t xml:space="preserve">, first real words, go in the Intellectual column at 6 to 12 months (write</w:t>
-      </w:r>
-      <w:r>
-        <w:t xml:space="preserve"> </w:t>
-      </w:r>
-      <w:r>
-        <w:t xml:space="preserve">“</w:t>
-      </w:r>
-      <w:r>
-        <w:t xml:space="preserve">first real words at about 12 months</w:t>
-      </w:r>
-      <w:r>
-        <w:t xml:space="preserve">”</w:t>
-      </w:r>
-      <w:r>
-        <w:t xml:space="preserve"> </w:t>
-      </w:r>
-      <w:r>
-        <w:t xml:space="preserve">in that cell).</w:t>
-      </w:r>
-    </w:p>
     <w:p>
       <w:pPr>
         <w:pStyle w:val="BodyText"/>
@@ -1467,7 +1444,7 @@
         <w:t xml:space="preserve"> </w:t>
       </w:r>
       <w:r>
-        <w:t xml:space="preserve">Copy the board list of what young children need from a caregiver, then fill the table.</w:t>
+        <w:t xml:space="preserve">A hazard is something that can hurt you. First, copy the board list of what young children need from a caregiver. Then fill in the table.</w:t>
       </w:r>
     </w:p>
     <w:p>
@@ -1483,7 +1460,7 @@
         <w:pStyle w:val="BodyText"/>
       </w:pPr>
       <w:r>
-        <w:t xml:space="preserve">____________________________________________________________________________________________</w:t>
+        <w:t xml:space="preserve">(more) ____________________________________________________________________________________________</w:t>
       </w:r>
     </w:p>
     <w:p>
@@ -1742,7 +1719,7 @@
         <w:t xml:space="preserve"> </w:t>
       </w:r>
       <w:r>
-        <w:t xml:space="preserve">In the first three years, the brain builds connections between its cells faster than at any other time. The connections that get used stay; the ones that do not get trimmed. Talking, holding, sleep, and real food are what feed that. Write two sentences: what does this mean for someone caring for a 1-year-old?</w:t>
+        <w:t xml:space="preserve">In the first three years, the brain builds connections between its cells faster than at any other time. The connections that get used stay. The ones that do not get used are trimmed away. Talking, holding, sleep, and real food feed that growth. Write two sentences: what does this mean for someone caring for a 1-year-old?</w:t>
       </w:r>
     </w:p>
     <w:p>
@@ -1750,7 +1727,7 @@
         <w:pStyle w:val="BodyText"/>
       </w:pPr>
       <w:r>
-        <w:t xml:space="preserve">____________________________________________________________________________________________</w:t>
+        <w:t xml:space="preserve">Line 1: ____________________________________________________________________________________________</w:t>
       </w:r>
     </w:p>
     <w:p>
@@ -1758,7 +1735,7 @@
         <w:pStyle w:val="BodyText"/>
       </w:pPr>
       <w:r>
-        <w:t xml:space="preserve">____________________________________________________________________________________________</w:t>
+        <w:t xml:space="preserve">Line 2: ____________________________________________________________________________________________</w:t>
       </w:r>
     </w:p>
     <w:p>
